--- a/docs/复盘通_项目文档_V2.0.docx
+++ b/docs/复盘通_项目文档_V2.0.docx
@@ -42,6 +42,90 @@
       </w:r>
       <w:r>
         <w:t xml:space="preserve"> → 生成可导出 PNG 的复盘卡 → 沉淀成打卡墙（热力图 + 连续天数 + 近 7 天走势）。</w:t>
+      </w:r>
+    </w:p>
+    <w:p>
+      <w:pPr>
+        <w:pStyle w:val="Quote"/>
+      </w:pPr>
+      <w:r>
+        <w:rPr>
+          <w:b/>
+        </w:rPr>
+        <w:t xml:space="preserve">项目方向（报备口径）</w:t>
+      </w:r>
+      <w:r>
+        <w:t xml:space="preserve">：解决「</w:t>
+      </w:r>
+      <w:r>
+        <w:rPr>
+          <w:b/>
+        </w:rPr>
+        <w:t xml:space="preserve">长期目标立好了，日常却被琐事占满，说不清今天有没有推进目标</w:t>
+      </w:r>
+      <w:r>
+        <w:t xml:space="preserve">」的问题 —— 每天 2 分钟答「每日进步五问」，系统判出 5 档</w:t>
+      </w:r>
+      <w:r>
+        <w:rPr>
+          <w:b/>
+        </w:rPr>
+        <w:t xml:space="preserve">推进度</w:t>
+      </w:r>
+      <w:r>
+        <w:t xml:space="preserve">（含 0-100 分与判定依据），生成可导出 PNG 的复盘卡，沉淀成打卡墙与月热力图。</w:t>
+      </w:r>
+    </w:p>
+    <w:p>
+      <w:pPr>
+        <w:pStyle w:val="Quote"/>
+      </w:pPr>
+      <w:r>
+        <w:rPr>
+          <w:b/>
+        </w:rPr>
+        <w:t xml:space="preserve">主产品</w:t>
+      </w:r>
+      <w:r>
+        <w:t xml:space="preserve">：</w:t>
+      </w:r>
+      <w:r>
+        <w:rPr>
+          <w:b/>
+        </w:rPr>
+        <w:t xml:space="preserve">Android App</w:t>
+      </w:r>
+      <w:r>
+        <w:t xml:space="preserve">（本地优先 / 离线可用 / API Key 入 Android Keystore / 含每日提醒）；</w:t>
+      </w:r>
+      <w:r>
+        <w:rPr>
+          <w:b/>
+        </w:rPr>
+        <w:t xml:space="preserve">次产品</w:t>
+      </w:r>
+      <w:r>
+        <w:t xml:space="preserve">：</w:t>
+      </w:r>
+      <w:r>
+        <w:rPr>
+          <w:b/>
+        </w:rPr>
+        <w:t xml:space="preserve">电脑网页版</w:t>
+      </w:r>
+      <w:r>
+        <w:t xml:space="preserve">（零依赖 Node，双击 </w:t>
+      </w:r>
+      <w:r>
+        <w:rPr>
+          <w:rFonts w:ascii="Consolas" w:hAnsi="Consolas"/>
+          <w:color w:val="C7254E"/>
+          <w:shd w:val="clear" w:fill="F2F2F4"/>
+        </w:rPr>
+        <w:t xml:space="preserve">start.bat</w:t>
+      </w:r>
+      <w:r>
+        <w:t xml:space="preserve"> 即开）。</w:t>
       </w:r>
     </w:p>
     <w:p>
